--- a/testing/Testing Instruction Manual.docx
+++ b/testing/Testing Instruction Manual.docx
@@ -919,11 +919,414 @@
       <w:pPr>
         <w:pStyle w:val="ListParagraph"/>
         <w:rPr>
-          <w:sz w:val="28"/>
-          <w:szCs w:val="28"/>
-        </w:rPr>
-      </w:pPr>
-    </w:p>
+          <w:b/>
+          <w:bCs/>
+          <w:sz w:val="28"/>
+          <w:szCs w:val="28"/>
+          <w:u w:val="single"/>
+        </w:rPr>
+      </w:pPr>
+      <w:r>
+        <w:rPr>
+          <w:b/>
+          <w:bCs/>
+          <w:sz w:val="28"/>
+          <w:szCs w:val="28"/>
+          <w:u w:val="single"/>
+        </w:rPr>
+        <w:lastRenderedPageBreak/>
+        <w:t>Bug Report</w:t>
+      </w:r>
+    </w:p>
+    <w:tbl>
+      <w:tblPr>
+        <w:tblStyle w:val="TableGrid"/>
+        <w:tblW w:w="0" w:type="auto"/>
+        <w:tblLook w:val="04A0" w:firstRow="1" w:lastRow="0" w:firstColumn="1" w:lastColumn="0" w:noHBand="0" w:noVBand="1"/>
+      </w:tblPr>
+      <w:tblGrid>
+        <w:gridCol w:w="845"/>
+        <w:gridCol w:w="2885"/>
+        <w:gridCol w:w="1102"/>
+        <w:gridCol w:w="975"/>
+        <w:gridCol w:w="3543"/>
+      </w:tblGrid>
+      <w:tr>
+        <w:tc>
+          <w:tcPr>
+            <w:tcW w:w="845" w:type="dxa"/>
+          </w:tcPr>
+          <w:p>
+            <w:pPr>
+              <w:rPr>
+                <w:b/>
+                <w:bCs/>
+              </w:rPr>
+            </w:pPr>
+            <w:r>
+              <w:rPr>
+                <w:b/>
+                <w:bCs/>
+              </w:rPr>
+              <w:t>Bug ID</w:t>
+            </w:r>
+          </w:p>
+        </w:tc>
+        <w:tc>
+          <w:tcPr>
+            <w:tcW w:w="2885" w:type="dxa"/>
+          </w:tcPr>
+          <w:p>
+            <w:pPr>
+              <w:rPr>
+                <w:b/>
+                <w:bCs/>
+              </w:rPr>
+            </w:pPr>
+            <w:r>
+              <w:rPr>
+                <w:b/>
+                <w:bCs/>
+              </w:rPr>
+              <w:t>Description</w:t>
+            </w:r>
+          </w:p>
+        </w:tc>
+        <w:tc>
+          <w:tcPr>
+            <w:tcW w:w="1102" w:type="dxa"/>
+          </w:tcPr>
+          <w:p>
+            <w:pPr>
+              <w:rPr>
+                <w:b/>
+                <w:bCs/>
+              </w:rPr>
+            </w:pPr>
+            <w:r>
+              <w:rPr>
+                <w:b/>
+                <w:bCs/>
+              </w:rPr>
+              <w:t>Severity</w:t>
+            </w:r>
+          </w:p>
+        </w:tc>
+        <w:tc>
+          <w:tcPr>
+            <w:tcW w:w="975" w:type="dxa"/>
+          </w:tcPr>
+          <w:p>
+            <w:pPr>
+              <w:rPr>
+                <w:b/>
+                <w:bCs/>
+              </w:rPr>
+            </w:pPr>
+            <w:r>
+              <w:rPr>
+                <w:b/>
+                <w:bCs/>
+              </w:rPr>
+              <w:t>Status</w:t>
+            </w:r>
+          </w:p>
+        </w:tc>
+        <w:tc>
+          <w:tcPr>
+            <w:tcW w:w="3543" w:type="dxa"/>
+          </w:tcPr>
+          <w:p>
+            <w:pPr>
+              <w:rPr>
+                <w:b/>
+                <w:bCs/>
+              </w:rPr>
+            </w:pPr>
+            <w:r>
+              <w:rPr>
+                <w:b/>
+                <w:bCs/>
+              </w:rPr>
+              <w:t>Changes Made</w:t>
+            </w:r>
+          </w:p>
+        </w:tc>
+      </w:tr>
+      <w:tr>
+        <w:tc>
+          <w:tcPr>
+            <w:tcW w:w="845" w:type="dxa"/>
+          </w:tcPr>
+          <w:p>
+            <w:r>
+              <w:t>B01</w:t>
+            </w:r>
+          </w:p>
+        </w:tc>
+        <w:tc>
+          <w:tcPr>
+            <w:tcW w:w="2885" w:type="dxa"/>
+          </w:tcPr>
+          <w:p>
+            <w:r>
+              <w:t>Navigation button “Back to Home” was not responsive</w:t>
+            </w:r>
+          </w:p>
+        </w:tc>
+        <w:tc>
+          <w:tcPr>
+            <w:tcW w:w="1102" w:type="dxa"/>
+          </w:tcPr>
+          <w:p>
+            <w:r>
+              <w:t>High</w:t>
+            </w:r>
+          </w:p>
+        </w:tc>
+        <w:tc>
+          <w:tcPr>
+            <w:tcW w:w="975" w:type="dxa"/>
+          </w:tcPr>
+          <w:p>
+            <w:r>
+              <w:t>Fixed</w:t>
+            </w:r>
+          </w:p>
+        </w:tc>
+        <w:tc>
+          <w:tcPr>
+            <w:tcW w:w="3543" w:type="dxa"/>
+          </w:tcPr>
+          <w:p>
+            <w:r>
+              <w:t>Linked that button to go to the home page in Figma</w:t>
+            </w:r>
+          </w:p>
+        </w:tc>
+      </w:tr>
+      <w:tr>
+        <w:tc>
+          <w:tcPr>
+            <w:tcW w:w="845" w:type="dxa"/>
+          </w:tcPr>
+          <w:p>
+            <w:r>
+              <w:t>B02</w:t>
+            </w:r>
+          </w:p>
+        </w:tc>
+        <w:tc>
+          <w:tcPr>
+            <w:tcW w:w="2885" w:type="dxa"/>
+          </w:tcPr>
+          <w:p>
+            <w:r>
+              <w:t>Could not access admin dashboard</w:t>
+            </w:r>
+          </w:p>
+        </w:tc>
+        <w:tc>
+          <w:tcPr>
+            <w:tcW w:w="1102" w:type="dxa"/>
+          </w:tcPr>
+          <w:p>
+            <w:r>
+              <w:t>High</w:t>
+            </w:r>
+          </w:p>
+        </w:tc>
+        <w:tc>
+          <w:tcPr>
+            <w:tcW w:w="975" w:type="dxa"/>
+          </w:tcPr>
+          <w:p>
+            <w:r>
+              <w:t>Fixed</w:t>
+            </w:r>
+          </w:p>
+        </w:tc>
+        <w:tc>
+          <w:tcPr>
+            <w:tcW w:w="3543" w:type="dxa"/>
+          </w:tcPr>
+          <w:p>
+            <w:r>
+              <w:t>Repaired and redid the admin dashboard in Figma</w:t>
+            </w:r>
+          </w:p>
+        </w:tc>
+      </w:tr>
+      <w:tr>
+        <w:tc>
+          <w:tcPr>
+            <w:tcW w:w="845" w:type="dxa"/>
+          </w:tcPr>
+          <w:p>
+            <w:r>
+              <w:t>B03</w:t>
+            </w:r>
+          </w:p>
+        </w:tc>
+        <w:tc>
+          <w:tcPr>
+            <w:tcW w:w="2885" w:type="dxa"/>
+          </w:tcPr>
+          <w:p>
+            <w:r>
+              <w:t>Design of the user page not attractive, as reported by user</w:t>
+            </w:r>
+          </w:p>
+        </w:tc>
+        <w:tc>
+          <w:tcPr>
+            <w:tcW w:w="1102" w:type="dxa"/>
+          </w:tcPr>
+          <w:p>
+            <w:r>
+              <w:t>Medium</w:t>
+            </w:r>
+          </w:p>
+        </w:tc>
+        <w:tc>
+          <w:tcPr>
+            <w:tcW w:w="975" w:type="dxa"/>
+          </w:tcPr>
+          <w:p>
+            <w:r>
+              <w:t>Fixed</w:t>
+            </w:r>
+          </w:p>
+        </w:tc>
+        <w:tc>
+          <w:tcPr>
+            <w:tcW w:w="3543" w:type="dxa"/>
+          </w:tcPr>
+          <w:p>
+            <w:r>
+              <w:t>Changed the template of the user login/register page</w:t>
+            </w:r>
+          </w:p>
+        </w:tc>
+      </w:tr>
+      <w:tr>
+        <w:tc>
+          <w:tcPr>
+            <w:tcW w:w="845" w:type="dxa"/>
+          </w:tcPr>
+          <w:p>
+            <w:r>
+              <w:t>B04</w:t>
+            </w:r>
+          </w:p>
+        </w:tc>
+        <w:tc>
+          <w:tcPr>
+            <w:tcW w:w="2885" w:type="dxa"/>
+          </w:tcPr>
+          <w:p>
+            <w:r>
+              <w:t>Attachment button was not functioning in the report submission section</w:t>
+            </w:r>
+          </w:p>
+        </w:tc>
+        <w:tc>
+          <w:tcPr>
+            <w:tcW w:w="1102" w:type="dxa"/>
+          </w:tcPr>
+          <w:p>
+            <w:r>
+              <w:t>High</w:t>
+            </w:r>
+          </w:p>
+        </w:tc>
+        <w:tc>
+          <w:tcPr>
+            <w:tcW w:w="975" w:type="dxa"/>
+          </w:tcPr>
+          <w:p>
+            <w:r>
+              <w:t>Fixed</w:t>
+            </w:r>
+          </w:p>
+        </w:tc>
+        <w:tc>
+          <w:tcPr>
+            <w:tcW w:w="3543" w:type="dxa"/>
+          </w:tcPr>
+          <w:p>
+            <w:r>
+              <w:t>Fixed the attachment button so that user can upload image files as evidence of their report.</w:t>
+            </w:r>
+          </w:p>
+        </w:tc>
+      </w:tr>
+      <w:tr>
+        <w:tc>
+          <w:tcPr>
+            <w:tcW w:w="845" w:type="dxa"/>
+          </w:tcPr>
+          <w:p>
+            <w:r>
+              <w:t>B05</w:t>
+            </w:r>
+          </w:p>
+        </w:tc>
+        <w:tc>
+          <w:tcPr>
+            <w:tcW w:w="2885" w:type="dxa"/>
+          </w:tcPr>
+          <w:p>
+            <w:r>
+              <w:t xml:space="preserve">The "Submit" button on the </w:t>
+            </w:r>
+            <w:r>
+              <w:rPr>
+                <w:b/>
+                <w:bCs/>
+              </w:rPr>
+              <w:t>Report Issue Page</w:t>
+            </w:r>
+            <w:r>
+              <w:t xml:space="preserve"> uses a different shade of blue than the "Login" button.</w:t>
+            </w:r>
+          </w:p>
+        </w:tc>
+        <w:tc>
+          <w:tcPr>
+            <w:tcW w:w="1102" w:type="dxa"/>
+          </w:tcPr>
+          <w:p>
+            <w:r>
+              <w:t>Low</w:t>
+            </w:r>
+          </w:p>
+        </w:tc>
+        <w:tc>
+          <w:tcPr>
+            <w:tcW w:w="975" w:type="dxa"/>
+          </w:tcPr>
+          <w:p>
+            <w:r>
+              <w:t>Fixed</w:t>
+            </w:r>
+          </w:p>
+        </w:tc>
+        <w:tc>
+          <w:tcPr>
+            <w:tcW w:w="3543" w:type="dxa"/>
+          </w:tcPr>
+          <w:p>
+            <w:r>
+              <w:t>Updated the color of the button to match the login color and font type</w:t>
+            </w:r>
+            <w:r>
+              <w:t xml:space="preserve"> to ensure consistency across all pages.</w:t>
+            </w:r>
+          </w:p>
+        </w:tc>
+      </w:tr>
+    </w:tbl>
     <w:p>
       <w:pPr>
         <w:rPr>
@@ -934,6 +1337,7 @@
         </w:rPr>
       </w:pPr>
     </w:p>
+    <w:p/>
     <w:p>
       <w:pPr>
         <w:rPr>
@@ -2295,7 +2699,6 @@
   <w:style w:type="character" w:default="1" w:styleId="DefaultParagraphFont">
     <w:name w:val="Default Paragraph Font"/>
     <w:uiPriority w:val="1"/>
-    <w:semiHidden/>
     <w:unhideWhenUsed/>
   </w:style>
   <w:style w:type="table" w:default="1" w:styleId="TableNormal">
@@ -2631,6 +3034,25 @@
       <w:color w:val="605E5C"/>
       <w:shd w:val="clear" w:color="auto" w:fill="E1DFDD"/>
     </w:rPr>
+  </w:style>
+  <w:style w:type="table" w:styleId="TableGrid">
+    <w:name w:val="Table Grid"/>
+    <w:basedOn w:val="TableNormal"/>
+    <w:uiPriority w:val="39"/>
+    <w:rsid w:val="00D44071"/>
+    <w:pPr>
+      <w:spacing w:after="0" w:line="240" w:lineRule="auto"/>
+    </w:pPr>
+    <w:tblPr>
+      <w:tblBorders>
+        <w:top w:val="single" w:sz="4" w:space="0" w:color="auto"/>
+        <w:left w:val="single" w:sz="4" w:space="0" w:color="auto"/>
+        <w:bottom w:val="single" w:sz="4" w:space="0" w:color="auto"/>
+        <w:right w:val="single" w:sz="4" w:space="0" w:color="auto"/>
+        <w:insideH w:val="single" w:sz="4" w:space="0" w:color="auto"/>
+        <w:insideV w:val="single" w:sz="4" w:space="0" w:color="auto"/>
+      </w:tblBorders>
+    </w:tblPr>
   </w:style>
 </w:styles>
 </file>
